--- a/2026-goal-plan-draft-amit-prasad.docx
+++ b/2026-goal-plan-draft-amit-prasad.docx
@@ -910,7 +910,7 @@
                 <w:sz w:val="20"/>
                 <w:szCs w:val="20"/>
               </w:rPr>
-              <w:t xml:space="preserve">Finalize the model with Reva: vocabulary, source_map and code_reference as Delta reference tables seeded from CMS data, plus encounter, provider, condition_mention and evidence_span.</w:t>
+              <w:t xml:space="preserve">Finalize the model with Reva: vocabulary, source_map and code_reference as governed reference tables seeded from CMS data, plus encounter, provider, condition_mention and evidence_span.</w:t>
             </w:r>
           </w:p>
           <w:p>
@@ -1201,7 +1201,7 @@
                 <w:sz w:val="20"/>
                 <w:szCs w:val="20"/>
               </w:rPr>
-              <w:t xml:space="preserve">Reference tables (vocabulary, source_map, code_reference) live as Delta tables and silver joining to them (hcc populated from code_reference) by 11/30/2026.</w:t>
+              <w:t xml:space="preserve">Reference tables (vocabulary, source_map, code_reference) live and silver joining to them (hcc populated from code_reference) by 11/30/2026.</w:t>
             </w:r>
           </w:p>
           <w:p>
@@ -1463,7 +1463,7 @@
                 <w:sz w:val="20"/>
                 <w:szCs w:val="20"/>
               </w:rPr>
-              <w:t xml:space="preserve">Move the ARIA Databricks Asset Bundle from a personal dev deployment to the team's standard engineering path, and align where ARIA's data lives with the platform owners.</w:t>
+              <w:t xml:space="preserve">Move the ARIA pipeline from a personal dev deployment to the team's standard engineering path, on whichever platform is chosen (Databricks today; AWS/GCP if the decision changes).</w:t>
             </w:r>
           </w:p>
           <w:p>
@@ -1481,7 +1481,7 @@
                 <w:sz w:val="20"/>
                 <w:szCs w:val="20"/>
               </w:rPr>
-              <w:t xml:space="preserve">Repo in Bitbucket with the dev → mvp → prod branch model; Jenkins pipeline running databricks bundle validate/deploy on merge, following the Confluence CI/CD standard.</w:t>
+              <w:t xml:space="preserve">Source control: repo in Bitbucket with the dev → mvp → prod branch model, README and runbook.</w:t>
             </w:r>
           </w:p>
           <w:p>
@@ -1499,7 +1499,7 @@
                 <w:sz w:val="20"/>
                 <w:szCs w:val="20"/>
               </w:rPr>
-              <w:t xml:space="preserve">Unity Catalog catalog and schemas for ARIA with PHI-appropriate access; pytest suite running in CI; README and runbook.</w:t>
+              <w:t xml:space="preserve">CI/CD: Jenkins runs the test suite on every merge and deploys to the dev environment of the chosen platform (Databricks Asset Bundle today; equivalent packaging if ARIA moves), following the Confluence CI/CD standard.</w:t>
             </w:r>
           </w:p>
           <w:p>
@@ -1517,246 +1517,9 @@
                 <w:sz w:val="20"/>
                 <w:szCs w:val="20"/>
               </w:rPr>
-              <w:t xml:space="preserve">Platform alignment: confirm with Surya, Nikhil and Yesh whether ARIA layers co-locate in the existing lakehouse and reuse its Kafka/JSON ingestion pattern.</w:t>
-            </w:r>
-          </w:p>
-        </w:tc>
-      </w:tr>
-      <w:tr>
-        <w:tc>
-          <w:tcPr>
-            <w:tcW w:type="dxa" w:w="1900"/>
-            <w:shd w:fill="EFE9F6" w:color="auto" w:val="clear"/>
-            <w:tcMar>
-              <w:top w:type="dxa" w:w="60"/>
-              <w:left w:type="dxa" w:w="100"/>
-              <w:bottom w:type="dxa" w:w="60"/>
-              <w:right w:type="dxa" w:w="100"/>
-            </w:tcMar>
-          </w:tcPr>
-          <w:p>
-            <w:r>
-              <w:rPr>
-                <w:rFonts w:ascii="Calibri" w:cs="Calibri" w:eastAsia="Calibri" w:hAnsi="Calibri"/>
-                <w:b/>
-                <w:bCs/>
-                <w:sz w:val="20"/>
-                <w:szCs w:val="20"/>
-              </w:rPr>
-              <w:t xml:space="preserve">*Category</w:t>
-            </w:r>
-          </w:p>
-        </w:tc>
-        <w:tc>
-          <w:tcPr>
-            <w:tcW w:type="dxa" w:w="7460"/>
-            <w:tcMar>
-              <w:top w:type="dxa" w:w="60"/>
-              <w:left w:type="dxa" w:w="100"/>
-              <w:bottom w:type="dxa" w:w="60"/>
-              <w:right w:type="dxa" w:w="100"/>
-            </w:tcMar>
-          </w:tcPr>
-          <w:p>
-            <w:pPr>
-              <w:spacing w:after="40"/>
-            </w:pPr>
-            <w:r>
-              <w:rPr>
-                <w:rFonts w:ascii="Calibri" w:cs="Calibri" w:eastAsia="Calibri" w:hAnsi="Calibri"/>
-                <w:sz w:val="20"/>
-                <w:szCs w:val="20"/>
-              </w:rPr>
-              <w:t xml:space="preserve">Performance</w:t>
-            </w:r>
-          </w:p>
-        </w:tc>
-      </w:tr>
-      <w:tr>
-        <w:tc>
-          <w:tcPr>
-            <w:tcW w:type="dxa" w:w="1900"/>
-            <w:shd w:fill="EFE9F6" w:color="auto" w:val="clear"/>
-            <w:tcMar>
-              <w:top w:type="dxa" w:w="60"/>
-              <w:left w:type="dxa" w:w="100"/>
-              <w:bottom w:type="dxa" w:w="60"/>
-              <w:right w:type="dxa" w:w="100"/>
-            </w:tcMar>
-          </w:tcPr>
-          <w:p>
-            <w:r>
-              <w:rPr>
-                <w:rFonts w:ascii="Calibri" w:cs="Calibri" w:eastAsia="Calibri" w:hAnsi="Calibri"/>
-                <w:b/>
-                <w:bCs/>
-                <w:sz w:val="20"/>
-                <w:szCs w:val="20"/>
-              </w:rPr>
-              <w:t xml:space="preserve">Weight</w:t>
-            </w:r>
-          </w:p>
-        </w:tc>
-        <w:tc>
-          <w:tcPr>
-            <w:tcW w:type="dxa" w:w="7460"/>
-            <w:tcMar>
-              <w:top w:type="dxa" w:w="60"/>
-              <w:left w:type="dxa" w:w="100"/>
-              <w:bottom w:type="dxa" w:w="60"/>
-              <w:right w:type="dxa" w:w="100"/>
-            </w:tcMar>
-          </w:tcPr>
-          <w:p>
-            <w:pPr>
-              <w:spacing w:after="40"/>
-            </w:pPr>
-            <w:r>
-              <w:rPr>
-                <w:rFonts w:ascii="Calibri" w:cs="Calibri" w:eastAsia="Calibri" w:hAnsi="Calibri"/>
-                <w:sz w:val="20"/>
-                <w:szCs w:val="20"/>
-              </w:rPr>
-              <w:t xml:space="preserve">20%</w:t>
-            </w:r>
-          </w:p>
-        </w:tc>
-      </w:tr>
-      <w:tr>
-        <w:tc>
-          <w:tcPr>
-            <w:tcW w:type="dxa" w:w="1900"/>
-            <w:shd w:fill="EFE9F6" w:color="auto" w:val="clear"/>
-            <w:tcMar>
-              <w:top w:type="dxa" w:w="60"/>
-              <w:left w:type="dxa" w:w="100"/>
-              <w:bottom w:type="dxa" w:w="60"/>
-              <w:right w:type="dxa" w:w="100"/>
-            </w:tcMar>
-          </w:tcPr>
-          <w:p>
-            <w:r>
-              <w:rPr>
-                <w:rFonts w:ascii="Calibri" w:cs="Calibri" w:eastAsia="Calibri" w:hAnsi="Calibri"/>
-                <w:b/>
-                <w:bCs/>
-                <w:sz w:val="20"/>
-                <w:szCs w:val="20"/>
-              </w:rPr>
-              <w:t xml:space="preserve">*Start</w:t>
-            </w:r>
-          </w:p>
-        </w:tc>
-        <w:tc>
-          <w:tcPr>
-            <w:tcW w:type="dxa" w:w="7460"/>
-            <w:tcMar>
-              <w:top w:type="dxa" w:w="60"/>
-              <w:left w:type="dxa" w:w="100"/>
-              <w:bottom w:type="dxa" w:w="60"/>
-              <w:right w:type="dxa" w:w="100"/>
-            </w:tcMar>
-          </w:tcPr>
-          <w:p>
-            <w:pPr>
-              <w:spacing w:after="40"/>
-            </w:pPr>
-            <w:r>
-              <w:rPr>
-                <w:rFonts w:ascii="Calibri" w:cs="Calibri" w:eastAsia="Calibri" w:hAnsi="Calibri"/>
-                <w:sz w:val="20"/>
-                <w:szCs w:val="20"/>
-              </w:rPr>
-              <w:t xml:space="preserve">10/01/2026</w:t>
-            </w:r>
-          </w:p>
-        </w:tc>
-      </w:tr>
-      <w:tr>
-        <w:tc>
-          <w:tcPr>
-            <w:tcW w:type="dxa" w:w="1900"/>
-            <w:shd w:fill="EFE9F6" w:color="auto" w:val="clear"/>
-            <w:tcMar>
-              <w:top w:type="dxa" w:w="60"/>
-              <w:left w:type="dxa" w:w="100"/>
-              <w:bottom w:type="dxa" w:w="60"/>
-              <w:right w:type="dxa" w:w="100"/>
-            </w:tcMar>
-          </w:tcPr>
-          <w:p>
-            <w:r>
-              <w:rPr>
-                <w:rFonts w:ascii="Calibri" w:cs="Calibri" w:eastAsia="Calibri" w:hAnsi="Calibri"/>
-                <w:b/>
-                <w:bCs/>
-                <w:sz w:val="20"/>
-                <w:szCs w:val="20"/>
-              </w:rPr>
-              <w:t xml:space="preserve">*Due</w:t>
-            </w:r>
-          </w:p>
-        </w:tc>
-        <w:tc>
-          <w:tcPr>
-            <w:tcW w:type="dxa" w:w="7460"/>
-            <w:tcMar>
-              <w:top w:type="dxa" w:w="60"/>
-              <w:left w:type="dxa" w:w="100"/>
-              <w:bottom w:type="dxa" w:w="60"/>
-              <w:right w:type="dxa" w:w="100"/>
-            </w:tcMar>
-          </w:tcPr>
-          <w:p>
-            <w:pPr>
-              <w:spacing w:after="40"/>
-            </w:pPr>
-            <w:r>
-              <w:rPr>
-                <w:rFonts w:ascii="Calibri" w:cs="Calibri" w:eastAsia="Calibri" w:hAnsi="Calibri"/>
-                <w:sz w:val="20"/>
-                <w:szCs w:val="20"/>
-              </w:rPr>
-              <w:t xml:space="preserve">12/31/2026 (repo in Bitbucket by 11/30/2026)</w:t>
-            </w:r>
-          </w:p>
-        </w:tc>
-      </w:tr>
-      <w:tr>
-        <w:tc>
-          <w:tcPr>
-            <w:tcW w:type="dxa" w:w="1900"/>
-            <w:shd w:fill="EFE9F6" w:color="auto" w:val="clear"/>
-            <w:tcMar>
-              <w:top w:type="dxa" w:w="60"/>
-              <w:left w:type="dxa" w:w="100"/>
-              <w:bottom w:type="dxa" w:w="60"/>
-              <w:right w:type="dxa" w:w="100"/>
-            </w:tcMar>
-          </w:tcPr>
-          <w:p>
-            <w:r>
-              <w:rPr>
-                <w:rFonts w:ascii="Calibri" w:cs="Calibri" w:eastAsia="Calibri" w:hAnsi="Calibri"/>
-                <w:b/>
-                <w:bCs/>
-                <w:sz w:val="20"/>
-                <w:szCs w:val="20"/>
-              </w:rPr>
-              <w:t xml:space="preserve">Measures</w:t>
-            </w:r>
-          </w:p>
-        </w:tc>
-        <w:tc>
-          <w:tcPr>
-            <w:tcW w:type="dxa" w:w="7460"/>
-            <w:tcMar>
-              <w:top w:type="dxa" w:w="60"/>
-              <w:left w:type="dxa" w:w="100"/>
-              <w:bottom w:type="dxa" w:w="60"/>
-              <w:right w:type="dxa" w:w="100"/>
-            </w:tcMar>
-          </w:tcPr>
+              <w:t xml:space="preserve">Governance: ARIA data in a team-owned, access-controlled location (Unity Catalog today) with PHI-appropriate permissions documented; nothing left in personal schemas.</w:t>
+            </w:r>
+          </w:p>
           <w:p>
             <w:pPr>
               <w:pStyle w:val="ListParagraph"/>
@@ -1772,9 +1535,246 @@
                 <w:sz w:val="20"/>
                 <w:szCs w:val="20"/>
               </w:rPr>
-              <w:t xml:space="preserve">ARIA repo in Bitbucket with branch model and Jenkinsfile by 11/30/2026.</w:t>
-            </w:r>
-          </w:p>
+              <w:t xml:space="preserve">Platform alignment: work with Surya, Nikhil and Yesh to record the platform and lakehouse-location decision for ARIA, including whether it reuses the existing lakehouse ingestion pattern.</w:t>
+            </w:r>
+          </w:p>
+        </w:tc>
+      </w:tr>
+      <w:tr>
+        <w:tc>
+          <w:tcPr>
+            <w:tcW w:type="dxa" w:w="1900"/>
+            <w:shd w:fill="EFE9F6" w:color="auto" w:val="clear"/>
+            <w:tcMar>
+              <w:top w:type="dxa" w:w="60"/>
+              <w:left w:type="dxa" w:w="100"/>
+              <w:bottom w:type="dxa" w:w="60"/>
+              <w:right w:type="dxa" w:w="100"/>
+            </w:tcMar>
+          </w:tcPr>
+          <w:p>
+            <w:r>
+              <w:rPr>
+                <w:rFonts w:ascii="Calibri" w:cs="Calibri" w:eastAsia="Calibri" w:hAnsi="Calibri"/>
+                <w:b/>
+                <w:bCs/>
+                <w:sz w:val="20"/>
+                <w:szCs w:val="20"/>
+              </w:rPr>
+              <w:t xml:space="preserve">*Category</w:t>
+            </w:r>
+          </w:p>
+        </w:tc>
+        <w:tc>
+          <w:tcPr>
+            <w:tcW w:type="dxa" w:w="7460"/>
+            <w:tcMar>
+              <w:top w:type="dxa" w:w="60"/>
+              <w:left w:type="dxa" w:w="100"/>
+              <w:bottom w:type="dxa" w:w="60"/>
+              <w:right w:type="dxa" w:w="100"/>
+            </w:tcMar>
+          </w:tcPr>
+          <w:p>
+            <w:pPr>
+              <w:spacing w:after="40"/>
+            </w:pPr>
+            <w:r>
+              <w:rPr>
+                <w:rFonts w:ascii="Calibri" w:cs="Calibri" w:eastAsia="Calibri" w:hAnsi="Calibri"/>
+                <w:sz w:val="20"/>
+                <w:szCs w:val="20"/>
+              </w:rPr>
+              <w:t xml:space="preserve">Performance</w:t>
+            </w:r>
+          </w:p>
+        </w:tc>
+      </w:tr>
+      <w:tr>
+        <w:tc>
+          <w:tcPr>
+            <w:tcW w:type="dxa" w:w="1900"/>
+            <w:shd w:fill="EFE9F6" w:color="auto" w:val="clear"/>
+            <w:tcMar>
+              <w:top w:type="dxa" w:w="60"/>
+              <w:left w:type="dxa" w:w="100"/>
+              <w:bottom w:type="dxa" w:w="60"/>
+              <w:right w:type="dxa" w:w="100"/>
+            </w:tcMar>
+          </w:tcPr>
+          <w:p>
+            <w:r>
+              <w:rPr>
+                <w:rFonts w:ascii="Calibri" w:cs="Calibri" w:eastAsia="Calibri" w:hAnsi="Calibri"/>
+                <w:b/>
+                <w:bCs/>
+                <w:sz w:val="20"/>
+                <w:szCs w:val="20"/>
+              </w:rPr>
+              <w:t xml:space="preserve">Weight</w:t>
+            </w:r>
+          </w:p>
+        </w:tc>
+        <w:tc>
+          <w:tcPr>
+            <w:tcW w:type="dxa" w:w="7460"/>
+            <w:tcMar>
+              <w:top w:type="dxa" w:w="60"/>
+              <w:left w:type="dxa" w:w="100"/>
+              <w:bottom w:type="dxa" w:w="60"/>
+              <w:right w:type="dxa" w:w="100"/>
+            </w:tcMar>
+          </w:tcPr>
+          <w:p>
+            <w:pPr>
+              <w:spacing w:after="40"/>
+            </w:pPr>
+            <w:r>
+              <w:rPr>
+                <w:rFonts w:ascii="Calibri" w:cs="Calibri" w:eastAsia="Calibri" w:hAnsi="Calibri"/>
+                <w:sz w:val="20"/>
+                <w:szCs w:val="20"/>
+              </w:rPr>
+              <w:t xml:space="preserve">20%</w:t>
+            </w:r>
+          </w:p>
+        </w:tc>
+      </w:tr>
+      <w:tr>
+        <w:tc>
+          <w:tcPr>
+            <w:tcW w:type="dxa" w:w="1900"/>
+            <w:shd w:fill="EFE9F6" w:color="auto" w:val="clear"/>
+            <w:tcMar>
+              <w:top w:type="dxa" w:w="60"/>
+              <w:left w:type="dxa" w:w="100"/>
+              <w:bottom w:type="dxa" w:w="60"/>
+              <w:right w:type="dxa" w:w="100"/>
+            </w:tcMar>
+          </w:tcPr>
+          <w:p>
+            <w:r>
+              <w:rPr>
+                <w:rFonts w:ascii="Calibri" w:cs="Calibri" w:eastAsia="Calibri" w:hAnsi="Calibri"/>
+                <w:b/>
+                <w:bCs/>
+                <w:sz w:val="20"/>
+                <w:szCs w:val="20"/>
+              </w:rPr>
+              <w:t xml:space="preserve">*Start</w:t>
+            </w:r>
+          </w:p>
+        </w:tc>
+        <w:tc>
+          <w:tcPr>
+            <w:tcW w:type="dxa" w:w="7460"/>
+            <w:tcMar>
+              <w:top w:type="dxa" w:w="60"/>
+              <w:left w:type="dxa" w:w="100"/>
+              <w:bottom w:type="dxa" w:w="60"/>
+              <w:right w:type="dxa" w:w="100"/>
+            </w:tcMar>
+          </w:tcPr>
+          <w:p>
+            <w:pPr>
+              <w:spacing w:after="40"/>
+            </w:pPr>
+            <w:r>
+              <w:rPr>
+                <w:rFonts w:ascii="Calibri" w:cs="Calibri" w:eastAsia="Calibri" w:hAnsi="Calibri"/>
+                <w:sz w:val="20"/>
+                <w:szCs w:val="20"/>
+              </w:rPr>
+              <w:t xml:space="preserve">10/01/2026</w:t>
+            </w:r>
+          </w:p>
+        </w:tc>
+      </w:tr>
+      <w:tr>
+        <w:tc>
+          <w:tcPr>
+            <w:tcW w:type="dxa" w:w="1900"/>
+            <w:shd w:fill="EFE9F6" w:color="auto" w:val="clear"/>
+            <w:tcMar>
+              <w:top w:type="dxa" w:w="60"/>
+              <w:left w:type="dxa" w:w="100"/>
+              <w:bottom w:type="dxa" w:w="60"/>
+              <w:right w:type="dxa" w:w="100"/>
+            </w:tcMar>
+          </w:tcPr>
+          <w:p>
+            <w:r>
+              <w:rPr>
+                <w:rFonts w:ascii="Calibri" w:cs="Calibri" w:eastAsia="Calibri" w:hAnsi="Calibri"/>
+                <w:b/>
+                <w:bCs/>
+                <w:sz w:val="20"/>
+                <w:szCs w:val="20"/>
+              </w:rPr>
+              <w:t xml:space="preserve">*Due</w:t>
+            </w:r>
+          </w:p>
+        </w:tc>
+        <w:tc>
+          <w:tcPr>
+            <w:tcW w:type="dxa" w:w="7460"/>
+            <w:tcMar>
+              <w:top w:type="dxa" w:w="60"/>
+              <w:left w:type="dxa" w:w="100"/>
+              <w:bottom w:type="dxa" w:w="60"/>
+              <w:right w:type="dxa" w:w="100"/>
+            </w:tcMar>
+          </w:tcPr>
+          <w:p>
+            <w:pPr>
+              <w:spacing w:after="40"/>
+            </w:pPr>
+            <w:r>
+              <w:rPr>
+                <w:rFonts w:ascii="Calibri" w:cs="Calibri" w:eastAsia="Calibri" w:hAnsi="Calibri"/>
+                <w:sz w:val="20"/>
+                <w:szCs w:val="20"/>
+              </w:rPr>
+              <w:t xml:space="preserve">12/31/2026 (repo in Bitbucket by 11/30/2026)</w:t>
+            </w:r>
+          </w:p>
+        </w:tc>
+      </w:tr>
+      <w:tr>
+        <w:tc>
+          <w:tcPr>
+            <w:tcW w:type="dxa" w:w="1900"/>
+            <w:shd w:fill="EFE9F6" w:color="auto" w:val="clear"/>
+            <w:tcMar>
+              <w:top w:type="dxa" w:w="60"/>
+              <w:left w:type="dxa" w:w="100"/>
+              <w:bottom w:type="dxa" w:w="60"/>
+              <w:right w:type="dxa" w:w="100"/>
+            </w:tcMar>
+          </w:tcPr>
+          <w:p>
+            <w:r>
+              <w:rPr>
+                <w:rFonts w:ascii="Calibri" w:cs="Calibri" w:eastAsia="Calibri" w:hAnsi="Calibri"/>
+                <w:b/>
+                <w:bCs/>
+                <w:sz w:val="20"/>
+                <w:szCs w:val="20"/>
+              </w:rPr>
+              <w:t xml:space="preserve">Measures</w:t>
+            </w:r>
+          </w:p>
+        </w:tc>
+        <w:tc>
+          <w:tcPr>
+            <w:tcW w:type="dxa" w:w="7460"/>
+            <w:tcMar>
+              <w:top w:type="dxa" w:w="60"/>
+              <w:left w:type="dxa" w:w="100"/>
+              <w:bottom w:type="dxa" w:w="60"/>
+              <w:right w:type="dxa" w:w="100"/>
+            </w:tcMar>
+          </w:tcPr>
           <w:p>
             <w:pPr>
               <w:pStyle w:val="ListParagraph"/>
@@ -1790,7 +1790,7 @@
                 <w:sz w:val="20"/>
                 <w:szCs w:val="20"/>
               </w:rPr>
-              <w:t xml:space="preserve">A merge to dev deploys to the dev workspace through Jenkins; tests run on every merge — by 12/31/2026.</w:t>
+              <w:t xml:space="preserve">ARIA repo in Bitbucket with branch model and Jenkinsfile by 11/30/2026.</w:t>
             </w:r>
           </w:p>
           <w:p>
@@ -1808,7 +1808,7 @@
                 <w:sz w:val="20"/>
                 <w:szCs w:val="20"/>
               </w:rPr>
-              <w:t xml:space="preserve">UC catalog/schema permissions documented; no PHI in personal schemas.</w:t>
+              <w:t xml:space="preserve">A merge to dev runs the tests and deploys to the dev environment through Jenkins by 12/31/2026.</w:t>
             </w:r>
           </w:p>
           <w:p>
@@ -1826,7 +1826,25 @@
                 <w:sz w:val="20"/>
                 <w:szCs w:val="20"/>
               </w:rPr>
-              <w:t xml:space="preserve">Platform and lakehouse-location decision recorded with Surya by 12/31/2026.</w:t>
+              <w:t xml:space="preserve">Data location and permissions documented; no PHI in personal schemas — by 12/31/2026.</w:t>
+            </w:r>
+          </w:p>
+          <w:p>
+            <w:pPr>
+              <w:pStyle w:val="ListParagraph"/>
+              <w:numPr>
+                <w:ilvl w:val="0"/>
+                <w:numId w:val="2"/>
+              </w:numPr>
+              <w:spacing w:after="30"/>
+            </w:pPr>
+            <w:r>
+              <w:rPr>
+                <w:rFonts w:ascii="Calibri" w:cs="Calibri" w:eastAsia="Calibri" w:hAnsi="Calibri"/>
+                <w:sz w:val="20"/>
+                <w:szCs w:val="20"/>
+              </w:rPr>
+              <w:t xml:space="preserve">Platform and lakehouse-location decision recorded with Surya by 12/31/2026. If ARIA moves off Databricks, the repo, tests and CI practice carry over and only the deploy target changes.</w:t>
             </w:r>
           </w:p>
           <w:p>

--- a/2026-goal-plan-draft-amit-prasad.docx
+++ b/2026-goal-plan-draft-amit-prasad.docx
@@ -1735,7 +1735,7 @@
                 <w:sz w:val="20"/>
                 <w:szCs w:val="20"/>
               </w:rPr>
-              <w:t xml:space="preserve">12/31/2026 (repo in Bitbucket by 11/30/2026)</w:t>
+              <w:t xml:space="preserve">12/31/2026 (repo in Bitbucket target 11/30/2026)</w:t>
             </w:r>
           </w:p>
         </w:tc>
@@ -1790,7 +1790,7 @@
                 <w:sz w:val="20"/>
                 <w:szCs w:val="20"/>
               </w:rPr>
-              <w:t xml:space="preserve">ARIA repo in Bitbucket with branch model and Jenkinsfile by 11/30/2026.</w:t>
+              <w:t xml:space="preserve">ARIA repo in Bitbucket with branch model and Jenkinsfile within 4 weeks of Bitbucket access (target 11/30/2026).</w:t>
             </w:r>
           </w:p>
           <w:p>
@@ -1808,7 +1808,7 @@
                 <w:sz w:val="20"/>
                 <w:szCs w:val="20"/>
               </w:rPr>
-              <w:t xml:space="preserve">A merge to dev runs the tests and deploys to the dev environment through Jenkins by 12/31/2026.</w:t>
+              <w:t xml:space="preserve">Jenkins job running the test suite on every merge by 12/31/2026; automated deploy to the dev environment by 12/31/2026 if platform access is in place, otherwise carried into the 2027 plan.</w:t>
             </w:r>
           </w:p>
           <w:p>

--- a/2026-goal-plan-draft-amit-prasad.docx
+++ b/2026-goal-plan-draft-amit-prasad.docx
@@ -31,7 +31,7 @@
           <w:sz w:val="22"/>
           <w:szCs w:val="22"/>
         </w:rPr>
-        <w:t xml:space="preserve">Draft for discussion with manager — v0.2, October 9, 2026 (fitted to the 2026 Goal Planning plan in UKG Pro)</w:t>
+        <w:t xml:space="preserve">Draft v0.2 for discussion — October 9, 2026 (entered in UKG Pro as private drafts under the 2026 Goal Planning plan)</w:t>
       </w:r>
     </w:p>
     <w:p>
@@ -78,7 +78,7 @@
           <w:sz w:val="22"/>
           <w:szCs w:val="22"/>
         </w:rPr>
-        <w:t xml:space="preserve">Team: Data Engineering – AI organization</w:t>
+        <w:t xml:space="preserve">Team: AI Initiatives (AIINIT)</w:t>
       </w:r>
     </w:p>
     <w:p>
